--- a/example_articles/countries/Brazil/3.countries_Brazil_New_York_Times.docx
+++ b/example_articles/countries/Brazil/3.countries_Brazil_New_York_Times.docx
@@ -29,17 +29,17 @@
     </w:p>
     <w:p>
       <w:r>
-        <w:t>Source File: NYT/44.DOCX</w:t>
+        <w:t>Source file: NYT/44.DOCX</w:t>
       </w:r>
     </w:p>
     <w:p>
       <w:r>
-        <w:t>Raw locations result: ['Brazil']</w:t>
+        <w:t>Raw locations result, 'locations': ['Brazil']</w:t>
       </w:r>
     </w:p>
     <w:p>
       <w:r>
-        <w:t>countries_stand_flat (Standardized): Brazil</w:t>
+        <w:t>Standardized locations result, 'countries_stand_flat': Brazil</w:t>
       </w:r>
     </w:p>
     <w:p>

--- a/example_articles/countries/Brazil/3.countries_Brazil_New_York_Times.docx
+++ b/example_articles/countries/Brazil/3.countries_Brazil_New_York_Times.docx
@@ -7,9 +7,7 @@
         <w:pStyle w:val="Heading1"/>
       </w:pPr>
       <w:r>
-        <w:t>AFTER THE ATTACKS: IN KENYA;</w:t>
-        <w:br/>
-        <w:t>In-Laws Say Bomb Suspect Led a Quiet, Religious Life</w:t>
+        <w:t>Tweaking the Captains of Industry in Prime Time</w:t>
       </w:r>
     </w:p>
     <w:p>
@@ -19,22 +17,22 @@
     </w:p>
     <w:p>
       <w:r>
-        <w:t>Date: 1998-08-26</w:t>
+        <w:t>Date: 1994-07-13</w:t>
       </w:r>
     </w:p>
     <w:p>
       <w:r>
-        <w:t>Section: Section A; ; Section A; Page 8; Column 5; Foreign Desk ; Column 5;</w:t>
+        <w:t>Section: Section D; ; Section D;  Page 1;  Column 3;  Financial Desk ; Column 3;</w:t>
       </w:r>
     </w:p>
     <w:p>
       <w:r>
-        <w:t>Source file: NYT/44.DOCX</w:t>
+        <w:t>Source file: NYT/43.DOCX</w:t>
       </w:r>
     </w:p>
     <w:p>
       <w:r>
-        <w:t>Raw locations result, 'locations': ['Brazil']</w:t>
+        <w:t>Raw locations result, 'locations': ['Michigan', 'Brazil']</w:t>
       </w:r>
     </w:p>
     <w:p>
@@ -51,63 +49,55 @@
     </w:p>
     <w:p>
       <w:r>
-        <w:t>The main suspect being held in connection with the bombing of the United States Embassy in Nairobi two weeks ago was described by relatives in this seaside town as a simple fish merchant and carpenter.</w:t>
+        <w:t>Michael Moore, the counterculture film maker who skewered General Motors and its chairman in the mordantly humorous "Roger and Me," is at it again -- and this time his camera lens has widened to include all of Corporate America.</w:t>
         <w:br/>
-        <w:t>The suspect, Mohammed Saddiq Odeh, 34, was also described, by his wife's family here, as a conservative Muslim who prayed five times a day without fail and who believed women should cover their hair and avoid talking to men.</w:t>
+        <w:t>A few weeks ago, Mr. Moore, accompanied by a television film crew, stood outside I.B.M.'s building in Manhattan, his bullhorn aimed toward the office of Louis V. Gerstner Jr., I.B.M.'s chief executive.</w:t>
         <w:br/>
-        <w:t>Until his arrest in Karachi, Pakistan, two weeks ago, those who knew him here say they had no inkling that he might have any involvement in political groups that hated the United States, his relatives said.</w:t>
+        <w:t>"Mr. Gerstner," boomed Mr. Moore's voice, "come down. This is 'The C.E.O. Challenge.' Come down. We are unarmed. All we want is to find out if you can format a floppy diskette."</w:t>
         <w:br/>
-        <w:t>Nor, his in-laws said, had they ever heard him mention Osama bin Laden, the Saudi millionaire whom American investigators believe financed and masterminded the twin bombings in Kenya and Tanzania on Aug. 7 that took more than 250 lives.</w:t>
+        <w:t xml:space="preserve"> </w:t>
         <w:br/>
-        <w:t>"He just talked about religious matters," said Mariam Seif, 35, the aunt of Mr. Odeh's wife, who is a Kenyan. "He never mentioned Osama bin Laden."</w:t>
+        <w:t>Elusive Prey</w:t>
         <w:br/>
-        <w:t>"He was very nice, very honest, very religious," she added.</w:t>
+        <w:t xml:space="preserve"> Mr. Gerstner can indeed format a diskette, according to an I.B.M. spokesman, but he was not about to do it for Mr. Moore, who wanted the demonstration for his new television show on NBC.</w:t>
         <w:br/>
-        <w:t>Mr. Odeh, who also goes by the surname Howaida, arrived in Kenya in mid-1994, Ms. Seif said. He said he was a Palestinian, from Jordan, but never talked much about his family, she added.</w:t>
+        <w:t>Mr. Gerstner wasn't alone. More than 60 corporations have turned down Mr. Moore's request to film their bosses demonstrating their knowledge of a product their company makes. Only Alex Trotman, chairman of the Ford Motor Company, agreed to play along, changing the oil on a Ford Explorer for Mr. Moore.</w:t>
         <w:br/>
-        <w:t>In October 1994, he married Ms. Seif's 18-year-old niece, Nassim Nassor Salim, who goes by the nickname Amina. It was an arranged marriage, set up by a man who knew Miss Salim's uncle, Hassan Omar Hassan. Mr. Hassan is a Labor Ministry employee in Malindi.</w:t>
+        <w:t>"C.E.O. Challenge" is but one way in which Mr. Moore will be applying to the world of business an irreverent variation on the serious television news magazines descended from "60 Minutes." Though the new show, "TV Nation," is not being presented as legitimate journalism, it tries to go beyond mere entertainment. One goal is to make people think about the way American companies operate.</w:t>
         <w:br/>
-        <w:t>The marriage took place in Mr. Hassan's apartment in a working-class neighborhood, Mawani. The next day, Mr. Odeh took his young bride to the city of Mombasa, where they took up lodgings in a sprawling slum known as Majengo Kingo'rani.</w:t>
+        <w:t>Michael Moore's perspective is decidedly working class, and the man makes no pretense at fairness or balance. Someone like that makes network executives and lawyers nervous. Which is why Mr. Moore, who is 40, was taken aback when NBC, a subsidiary of the General Electric Company, offered to broadcast seven episodes of his new show.</w:t>
         <w:br/>
-        <w:t>For the next three years, Mr. Odeh worked as a small-time fish merchant, Ms. Seif said. He traveled up the coast to Malindi, Witu and Lamu, buying fish from local fishermen and transporting the catch back to Mombasa to resell to restaurants, stores and hotels.</w:t>
+        <w:t>"At first I thought one of those earthquakes shook something loose in Burbank," said Mr. Moore, whose first show will be broadcast next Tuesday evening. "I asked them if they had the right Michael Moore. I was afraid they thought I was Roger Moore or Dudley Moore."</w:t>
         <w:br/>
-        <w:t>He was kind to his in-laws, his wife's family said. He often traveled with his wife, whose mother still lives in Witu. He would bring fish and fresh vegetables to Mr. Hassan.</w:t>
+        <w:t>An NBC spokesman, Ed Harrison, said the show was a response to criticism that television lacked originality.</w:t>
         <w:br/>
-        <w:t>He never mentioned where he was educated, though he appeared to have an Islamic education, they said. He spoke perfect Arabic, broken English and a smattering of Kiswahili, his wife's tongue.</w:t>
+        <w:t>Most episodes of "TV Nation" will consist of five short humorous films, often involving business or the economy. In one segment Mr. Moore "fires" his staff and tries to produce his show in Mexico to dramatize the impact of the North American Free Trade Agreement. In another he hires a lobbyist in Washington to promote legislation giving his employees a 50 percent tax cut.</w:t>
         <w:br/>
-        <w:t>When in Malindi, he kept to himself and seldom went out of the Hassan home unless it was to visit a mosque, they said.</w:t>
+        <w:t>The show also visited Avon ladies who ply their trade by canoe along the Amazon River in Brazil. Not quite stated is the opinion that American capitalism pushes its way into remote corners of the world with products of questionable necessity. "There are women who make the equivalent of $60 a week spending $40 on some anti-aging cream," said Kathleen Glynn, the show's producer.</w:t>
         <w:br/>
-        <w:t>They also said that he abhorred moderate Kenyan Muslims. He considered smoking and watching videos or television to be sinful. He often chided his wife's uncle for smoking cigarettes and scolded the women in the household for not covering their hair and faces. He never mentioned his home in Jordan, nor did he talk about his parents, they said.</w:t>
+        <w:t xml:space="preserve"> </w:t>
         <w:br/>
-        <w:t>In 1997, he and his wife had a baby boy, Yasser, and the financial burden troubled him. In February, Mr. Odeh told his relatives he wanted to move away from Mombasa, where he said he was having trouble making ends meet in the fish-mongering business.</w:t>
+        <w:t>Tests for Executives</w:t>
         <w:br/>
-        <w:t>Mr. Hassan gave them a house in Witu and the family moved to the remote town, north of Mombasa. It is a desolate area near the border with Somalia where banditry, gun-running and smuggling are common.</w:t>
+        <w:t xml:space="preserve"> </w:t>
         <w:br/>
-        <w:t>In Witu, Mr. Odeh started a carpentry shop, with an eye toward making the ornately carved Lamu-style furniture that is common in Kenya. His relatives said, though, that he appeared to know little or nothing about carpentry.</w:t>
+        <w:t xml:space="preserve"> The "C.E.O. Challenge" segment, to be broadcast within a few weeks of the program's first episode, was conceived to show that executives who run America's corporations often have little firsthand knowledge of their companies' products, operations or customers.</w:t>
         <w:br/>
-        <w:t>The family lived in poverty, the relatives said. Their home in Witu is a mud hut with a thatched roof.</w:t>
+        <w:t>The executives Mr. Moore approached were not exactly accommodating. Ralph Lauren didn't show up to sew the hem of a shirt. Reuben Mark of Colgate-Palmolive would not roll up his sleeves and demonstrate his dishwashing detergent. Jack Welch was too busy to screw in a G.E. light bulb. Fortunately for Mr. Moore, "C.E.O. Challenge" is funnier when executives or their spokesmen try to flee Mr. Moore.</w:t>
         <w:br/>
-        <w:t>If Mr. Odeh traveled out of the country, as one of his passports indicates, he did not tell Mr. Hassan or Ms. Seif. They said they knew of him making only one trip, to Nairobi, about five months ago. His arrest in Karachi came as a surprise. "We are shocked," Ms. Seif said.</w:t>
+        <w:t>This is not the first time Mr. Moore has explored the theme of management isolation. "Roger and Me," his 1989 documentary, chronicled the effects of G.M. factory shutdowns on the people of Flint, Mich., his hometown. Its comic energy derived from Mr. Moore's futile attempt to engage Roger B. Smith, G.M.'s chairman, in an interview about layoffs and shutdowns. What came through was Mr. Smith's seeming detachment from the effects the G.M. decisions had on people's lives.</w:t>
         <w:br/>
-        <w:t>Mr. Odeh was arrested as he arrived in Pakistan on Aug. 7, the day of the bombing, when he presented a forged Yemeni passport bearing the name Abdull Bast Awadah.</w:t>
+        <w:t>"Roger and Me," which was nominated for an Academy Award, was criticized by G.M. and others as an unfair attack on a company trying to streamline itself in the face of foreign competition.</w:t>
         <w:br/>
-        <w:t>Pakistani authorities say he confessed to having played a major role in building the car bomb that devastated the American mission and destroyed a bank building next door.</w:t>
+        <w:t xml:space="preserve"> </w:t>
         <w:br/>
-        <w:t>On Aug. 14, he was deported to Kenya, where he has been in custody in an undisclosed location ever since. Sheila W. Horan, the F.B.I. special agent in charge, says Mr. Odeh has not confessed to American authorities that he took part in the bombing, nor has he implicated others.</w:t>
+        <w:t>A Celebrated Oil Change</w:t>
         <w:br/>
-        <w:t>But the American agents are clearly interested in Mr. Odeh's life. Acting with the American investigators, Kenyan authorities have detained Mr. Odeh's wife, who is now 22, as well as his brother-in-law, Omar Nassor Salim, an accountant at the National Museum of Kenya inside Fort Jesus, a 16th century Portuguese fort that is a tourist attraction in Mombasa.</w:t>
+        <w:t xml:space="preserve"> </w:t>
         <w:br/>
-        <w:t>F.B.I. agents searched Mr. Salim's offices and seized some records.</w:t>
+        <w:t xml:space="preserve"> Al Chambers, a Ford public relations man, recalls how G.M. was made to look ridiculous by "Roger and Me." But Ford itself didn't look so good when Mr. Trotman, its chairman, disclosed last October that he did not own a car. Thus, when Mr. Moore's challenge landed, Mr. Chambers and Ford were not inclined to kiss it off.</w:t>
         <w:br/>
-        <w:t>A team of Federal investigators traveled to Witu on Monday to look into Mr. Odeh's activities there, the Nation newspaper reported.</w:t>
-        <w:br/>
-        <w:t>It is unclear what they did while they were there. Mr. Odeh's mother-in-law and infant son are still living in the house where he ran his business, his relatives said.</w:t>
-        <w:br/>
-        <w:t>In this Indian Ocean town, where many people say they have Arab ancestry and the minarets of mosques rise like flowers on the town's skyline, Mr. Odeh did not stick out, his relatives said. Many young men from the Middle East come to the Kenyan coast to find brides. Some stay on and join the legions of small businessmen in the ports like Malindi, Mombasa and Lamu, which have been part of the Arab trading world for centuries.</w:t>
-        <w:br/>
-        <w:t>For his wife's family, it was easy to accept an offer of marriage from a man who seemed so industrious, honest and religious. Miss Salim was also devout in her beliefs, they said, so it seemed a good match.</w:t>
-        <w:br/>
-        <w:t>"Hassan saw him to be very religious," Ms. Seif explained. "There is no love in these marriages."</w:t>
+        <w:t>The Ford sequence will show Mr. Moore beckoning with his bullhorn in front of Ford headquarters, tempting Mr. Trotman with his notion of executive blandishments: a Scotch on the rocks and cigars. Mr. Trotman appears and, to the strains of the theme from "Rocky," goes to work on the Explorer. Afterward, Mr. Moore awards him a golden putter and an office putting green.</w:t>
         <w:br/>
         <w:br/>
         <w:t>Graphic</w:t>
@@ -115,7 +105,7 @@
         <w:br/>
         <w:t xml:space="preserve"> </w:t>
         <w:br/>
-        <w:t>Photo: The East African, a magazine, carried this photo of a man it said was Mohammed Saddiq Odeh. (Associated Press)</w:t>
+        <w:t>Photo: The film maker Michael Moore, taping his new television show, "TV Nation," outside the entrance of the NBC studios in the General Electric Building at Rockefeller Center in Manhattan. (Monica Almeida/The New York Times)</w:t>
       </w:r>
     </w:p>
     <w:sectPr>

--- a/example_articles/countries/Brazil/3.countries_Brazil_New_York_Times.docx
+++ b/example_articles/countries/Brazil/3.countries_Brazil_New_York_Times.docx
@@ -7,7 +7,7 @@
         <w:pStyle w:val="Heading1"/>
       </w:pPr>
       <w:r>
-        <w:t>Tweaking the Captains of Industry in Prime Time</w:t>
+        <w:t>Can a Brazilian Pop Star Crack the U.S. Market? Anitta Says Yes.</w:t>
       </w:r>
     </w:p>
     <w:p>
@@ -17,22 +17,22 @@
     </w:p>
     <w:p>
       <w:r>
-        <w:t>Date: 1994-07-13</w:t>
+        <w:t>Date: 2022-04-07</w:t>
       </w:r>
     </w:p>
     <w:p>
       <w:r>
-        <w:t>Section: Section D; ; Section D;  Page 1;  Column 3;  Financial Desk ; Column 3;</w:t>
+        <w:t>Section: ARTS; music</w:t>
       </w:r>
     </w:p>
     <w:p>
       <w:r>
-        <w:t>Source file: NYT/43.DOCX</w:t>
+        <w:t>Source file: NYT/8.DOCX</w:t>
       </w:r>
     </w:p>
     <w:p>
       <w:r>
-        <w:t>Raw locations result, 'locations': ['Michigan', 'Brazil']</w:t>
+        <w:t>Raw locations result, 'locations': ['Brazil']</w:t>
       </w:r>
     </w:p>
     <w:p>
@@ -49,63 +49,75 @@
     </w:p>
     <w:p>
       <w:r>
-        <w:t>Michael Moore, the counterculture film maker who skewered General Motors and its chairman in the mordantly humorous "Roger and Me," is at it again -- and this time his camera lens has widened to include all of Corporate America.</w:t>
+        <w:t>In the past decade, the singer has earned fame and the respect of some of Brazil's most lauded musical elders. Now she's taking aim at new audiences but hoping to hold on to her roots.</w:t>
         <w:br/>
-        <w:t>A few weeks ago, Mr. Moore, accompanied by a television film crew, stood outside I.B.M.'s building in Manhattan, his bullhorn aimed toward the office of Louis V. Gerstner Jr., I.B.M.'s chief executive.</w:t>
+        <w:t>"Meiga e Abusada," the 2013 song that first catapulted the Brazilian singer Anitta to fame, begins with a Lady Gaga sample and a cool assertion. "I get everything I want," she sings in Portuguese. "But it was so easy to control you."</w:t>
         <w:br/>
-        <w:t>"Mr. Gerstner," boomed Mr. Moore's voice, "come down. This is 'The C.E.O. Challenge.' Come down. We are unarmed. All we want is to find out if you can format a floppy diskette."</w:t>
+        <w:t>In the song's music video, partly filmed in Las Vegas, Anitta frolics around the desert in a cropped plaid shirt, drinks champagne and hits casinos in a limo. It's a declaration of her prowess made all the more brazen by its timing: Only a couple of months before its release, it had felt like nothing would ever happen for her.</w:t>
         <w:br/>
-        <w:t xml:space="preserve"> </w:t>
+        <w:t>"I'm a pessimistic person," Anitta said in a recent interview, speaking in Portuguese. That's partly because the odds were never strictly in her favor. "Growing up, my father would say, 'We're poor, you can't study the arts,'" she said. "He thought I'd need a plan B."</w:t>
         <w:br/>
-        <w:t>Elusive Prey</w:t>
+        <w:t>She didn't. Since putting out her first album at age 20, Anitta has gone on to become one of Brazil's biggest pop stars. In the past decade, she has released four studio albums, performed at the 2016 Olympic opening ceremony and racked up numerous Latin Grammy nominations. Anitta got her start singing in Rio de Janeiro's favelas, and success eventually followed her to the rest of South America, where a string of Spanish-language hits featuring stars like J Balvin and Maluma cemented her status as one of the region's top performers.</w:t>
         <w:br/>
-        <w:t xml:space="preserve"> Mr. Gerstner can indeed format a diskette, according to an I.B.M. spokesman, but he was not about to do it for Mr. Moore, who wanted the demonstration for his new television show on NBC.</w:t>
+        <w:t>The United States market feels like the final frontier. This month, Anitta will perform at both weekends of the Coachella festival. On April 12, her new trilingual album "Versions of Me" — her first since signing with Warner Records in 2021, and her first international LP — arrives. A solo female pop artist from Brazil has never become a star in North America, but Anitta's team and label are intent on making it happen — and it shows. Featuring tracks produced by established hitmakers including Ryan Tedder, Stargate, and Andrés Torres and Mauricio Rengifo (who produced "Despacito"), the album's sleek hooks, taut melodies and glossy production signal a clear attempt at breaking her in America.</w:t>
         <w:br/>
-        <w:t>Mr. Gerstner wasn't alone. More than 60 corporations have turned down Mr. Moore's request to film their bosses demonstrating their knowledge of a product their company makes. Only Alex Trotman, chairman of the Ford Motor Company, agreed to play along, changing the oil on a Ford Explorer for Mr. Moore.</w:t>
+        <w:t>[Video:  Watch on YouTube.]</w:t>
         <w:br/>
-        <w:t>"C.E.O. Challenge" is but one way in which Mr. Moore will be applying to the world of business an irreverent variation on the serious television news magazines descended from "60 Minutes." Though the new show, "TV Nation," is not being presented as legitimate journalism, it tries to go beyond mere entertainment. One goal is to make people think about the way American companies operate.</w:t>
+        <w:t>Speaking via video chat from her house in Miami in late February, Anitta was barefaced on the couch, dressed in an orange Versace T-shirt. She looked tired, but her posture was flawless. "I got back yesterday from Rio and I was exhausted. I'd been working Sunday, Monday, Tuesday, Wednesday, Thursday without a break," she said, petting her sleepy Italian greyhound, Plínio. (He had great posture, too.)</w:t>
         <w:br/>
-        <w:t>Michael Moore's perspective is decidedly working class, and the man makes no pretense at fairness or balance. Someone like that makes network executives and lawyers nervous. Which is why Mr. Moore, who is 40, was taken aback when NBC, a subsidiary of the General Electric Company, offered to broadcast seven episodes of his new show.</w:t>
+        <w:t>Born Larissa Machado in Rio de Janeiro's working-class Honório Gurgel neighborhood, Anitta, 29, first rose to fame after she posted a video of herself singing into a can of deodorant. Her stage name, a homage to a character she'd long admired from an old Brazilian TV show, "Presença de Anita," came later. In the series, she explained, Anita would say that she wanted to wake up a different person every day: "She could be romantic, sensual, intelligent and crazy all at once." Anitta likes playing with that idea too.</w:t>
         <w:br/>
-        <w:t>"At first I thought one of those earthquakes shook something loose in Burbank," said Mr. Moore, whose first show will be broadcast next Tuesday evening. "I asked them if they had the right Michael Moore. I was afraid they thought I was Roger Moore or Dudley Moore."</w:t>
+        <w:t>"People have always wanted to define women: Is she the marrying type? Is she the type that likes to go out?" she added. "But I can be both things, right?"</w:t>
         <w:br/>
-        <w:t>An NBC spokesman, Ed Harrison, said the show was a response to criticism that television lacked originality.</w:t>
+        <w:t>Anitta made a name for herself performing at parties around Rio's favelas. Funk carioca, or baile funk, a vibrant rhythm that emerged in Rio de Janeiro's predominantly Black working-class neighborhoods in the 1980s, is the soundtrack of choice at these gatherings, where sound systems often blast the genre's signature tamborzão beat. "I started bothering everyone and asking if I could sing at their events, the proibidas," Anitta said.</w:t>
         <w:br/>
-        <w:t>Most episodes of "TV Nation" will consist of five short humorous films, often involving business or the economy. In one segment Mr. Moore "fires" his staff and tries to produce his show in Mexico to dramatize the impact of the North American Free Trade Agreement. In another he hires a lobbyist in Washington to promote legislation giving his employees a 50 percent tax cut.</w:t>
+        <w:t>Proibida is Portuguese for prohibited. In the early 2000s, the police — who deemed these bailes (dance parties) breeding grounds for gang violence — began violently sweeping events in Rio's favelas under the guise of public safety. While the genre now plays in some of the country's wealthiest neighborhoods and in clubs popular with arty crowds in London and Berlin, its creators, especially those who haven't yet risen to fame, are still marginalized.</w:t>
         <w:br/>
-        <w:t>The show also visited Avon ladies who ply their trade by canoe along the Amazon River in Brazil. Not quite stated is the opinion that American capitalism pushes its way into remote corners of the world with products of questionable necessity. "There are women who make the equivalent of $60 a week spending $40 on some anti-aging cream," said Kathleen Glynn, the show's producer.</w:t>
+        <w:t>At the height of the moral panic around baile funk, even stars like Anitta didn't walk away unscathed. When she performed at the Olympic opening ceremony in 2016 alongside the national icons Caetano Veloso and Gilberto Gil, critics lashed out against her inclusion in the event, dismissing her as a "favelada."</w:t>
         <w:br/>
-        <w:t xml:space="preserve"> </w:t>
+        <w:t>"Prejudice hurts," Anitta said. "But what artists like Caetano, Marisa Monte, Djavan and Bethânia have always told me is that they were the Anitta of their time," she said, referring to Maria Bethânia and other Brazilian stars who are mostly over 70 (Monte, the youngest of the group, is in her 50s). "Everyone told them they were bums and now they're icons."</w:t>
         <w:br/>
-        <w:t>Tests for Executives</w:t>
+        <w:t>Veloso, one of the country's most revered singer-songwriters who has collaborated with the singer in the past, praised her in an email. "Anitta is so competent, sincere, direct and likable," he wrote. "She has captured the zeitgeist in such an impressive way."</w:t>
         <w:br/>
-        <w:t xml:space="preserve"> </w:t>
+        <w:t>In the mid-2000s, M.I.A. and Diplo began to export funk carioca out of Brazil through songs like "Baile Funk One" and a documentary, "Favela on Blast," but the genre never made it to the pop charts. Anitta still believes it has the potential to go global, though. And while her new album experiments with a range of styles — the Gaga-inspired electro-pop of "Boys Don't Cry," the rollicking reggaeton of "Gata" — "Versions of Me" never completely severs ties with her roots.</w:t>
         <w:br/>
-        <w:t xml:space="preserve"> The "C.E.O. Challenge" segment, to be broadcast within a few weeks of the program's first episode, was conceived to show that executives who run America's corporations often have little firsthand knowledge of their companies' products, operations or customers.</w:t>
+        <w:t>Still, she knows success often takes time. "The main things are patience and persistence," she said. "We have to do it step by step."</w:t>
         <w:br/>
-        <w:t>The executives Mr. Moore approached were not exactly accommodating. Ralph Lauren didn't show up to sew the hem of a shirt. Reuben Mark of Colgate-Palmolive would not roll up his sleeves and demonstrate his dishwashing detergent. Jack Welch was too busy to screw in a G.E. light bulb. Fortunately for Mr. Moore, "C.E.O. Challenge" is funnier when executives or their spokesmen try to flee Mr. Moore.</w:t>
+        <w:t>Ryan Tedder, the frontman for the band One Republic who has written hits for Beyoncé and Taylor Swift, agreed to executive produce Anitta's project halfway through their first studio session. "She's easily the hardest working person I've ever worked with," he said by phone. "She does not have an off switch."</w:t>
         <w:br/>
-        <w:t>This is not the first time Mr. Moore has explored the theme of management isolation. "Roger and Me," his 1989 documentary, chronicled the effects of G.M. factory shutdowns on the people of Flint, Mich., his hometown. Its comic energy derived from Mr. Moore's futile attempt to engage Roger B. Smith, G.M.'s chairman, in an interview about layoffs and shutdowns. What came through was Mr. Smith's seeming detachment from the effects the G.M. decisions had on people's lives.</w:t>
+        <w:t>Tom Corson, co-chairman and chief operating officer at Warner Records, agreed: "Anitta has what it takes to be a global superstar." The plan? "Obviously we want hit records," Corson said. "And we'd like to see her as a unique force within the U.S. and global market, toggling back and forth between languages." The obvious comparison is Shakira.</w:t>
         <w:br/>
-        <w:t>"Roger and Me," which was nominated for an Academy Award, was criticized by G.M. and others as an unfair attack on a company trying to streamline itself in the face of foreign competition.</w:t>
+        <w:t>While "Versions of Me" is above all, an international project, Tedder and Anitta were both adamant that Brazilian rhythms had to be a part of it. "I didn't want to disenfranchise her Brazilian fan base from what she's already built," he said.</w:t>
         <w:br/>
-        <w:t xml:space="preserve"> </w:t>
+        <w:t>[Video:  Watch on YouTube.]</w:t>
         <w:br/>
-        <w:t>A Celebrated Oil Change</w:t>
+        <w:t>For "Faking Love" — a baile funk-inspired track featuring the American rapper Saweetie — Anitta and Tedder flew the Brazilian producers Tropkillaz to Los Angeles for a session. "The rhythmic movement of an actual funk beat doesn't use what's called quantization," Tedder said, referring to software that makes beats line up perfectly. "You have to program it in with natural human swing." It took him several tries before he could get it right; Anitta sat and listened until she knew they'd found the one.</w:t>
         <w:br/>
-        <w:t xml:space="preserve"> </w:t>
+        <w:t>Anitta is aware that when it comes to her work, she is a perfectionist first. For years, she has worked with a speech therapist to minimize her accent, and even as she was putting the finishing touches on her album, she was rerecording parts of tracks. Would it matter if she sang in English with a strong accent? It shouldn't, but it does, she said. "I realized that if I spoke slower in meetings or with an accent, people would respect me less," she said, recalling how she felt when she started doing business in America.</w:t>
         <w:br/>
-        <w:t xml:space="preserve"> Al Chambers, a Ford public relations man, recalls how G.M. was made to look ridiculous by "Roger and Me." But Ford itself didn't look so good when Mr. Trotman, its chairman, disclosed last October that he did not own a car. Thus, when Mr. Moore's challenge landed, Mr. Chambers and Ford were not inclined to kiss it off.</w:t>
+        <w:t>Things are different in her personal life, but it's hard to completely relinquish control when she has lived the bulk of it under a microscope. Anitta, who is bisexual, kept key aspects of her identity — including her sexuality — hidden from the Brazilian press for years. "It was complicated because it was all very taboo at the time," she said. "Lots of singers weren't out, and I don't judge them because I know people really came after me."</w:t>
         <w:br/>
-        <w:t>The Ford sequence will show Mr. Moore beckoning with his bullhorn in front of Ford headquarters, tempting Mr. Trotman with his notion of executive blandishments: a Scotch on the rocks and cigars. Mr. Trotman appears and, to the strains of the theme from "Rocky," goes to work on the Explorer. Afterward, Mr. Moore awards him a golden putter and an office putting green.</w:t>
+        <w:t>It was only after a bodyguard had to chase down someone who took a picture of her kissing a woman at a party that she realized she wanted to stop hiding. "My mom has known that I kiss girls since I was 13, why should I care what other people think?" she said in a second interview, throwing both of her hands up in exasperation as she slouched down on a hotel room couch in Los Angeles.</w:t>
         <w:br/>
+        <w:t>Politically, aspects of Anitta's life have long been scrutinized too. The singer was criticized in 2018 when she didn't outright condemn Brazil's far-right president Jair Bolsonaro during the early stages of his campaign. But she maintains there's a reason for that. "I was having my religious initiation," she said. In Candomblé, which mixes Yoruba, Fon and Bantu beliefs, initiations typically require people to remain secluded for around 21 days: "I had no way of contacting the outside world."</w:t>
         <w:br/>
-        <w:t>Graphic</w:t>
+        <w:t>When it became clear Anitta would have to say something, she called a friend, the lawyer, journalist and political commentator Gabriela Prioli, and asked for help. "I didn't understand anything. I didn't know what a congressman does or what a councilman does," she said. "I'm not ashamed to say it because most Brazilians don't."</w:t>
         <w:br/>
+        <w:t>In the end, Anitta found the conversation so helpful she decided to start broadcasting political education classes with Prioli on her Instagram, which she hopes to resume ahead of this year's elections. While she won't endorse a candidate, Anitta now firmly opposes Bolsonaro. In late March, when lawyers representing the president's party petitioned Brazil's supreme electoral court to stop artists from making "political demonstrations" in their sets, Anitta encouraged other performers to defy them. "To my friends who want to speak out: I'll pay your fine," she said in an Instagram story.</w:t>
         <w:br/>
-        <w:t xml:space="preserve"> </w:t>
+        <w:t>Bolsonaro and Anitta occasionally even butt heads on social media, where the singer boasts 61 million followers on Instagram alone. "He knows his conservative supporters don't like me, so he uses my name to draw attention to himself," she said.</w:t>
         <w:br/>
-        <w:t>Photo: The film maker Michael Moore, taping his new television show, "TV Nation," outside the entrance of the NBC studios in the General Electric Building at Rockefeller Center in Manhattan. (Monica Almeida/The New York Times)</w:t>
+        <w:t>Her follower count will likely only grow in the coming months. Popularized by the "paso de Anitta" — Spanish for Anitta's dance move — her TikTok hit "Envolver" is the first song by a Brazilian artist to enter the Top 10 on Spotify's global chart. In late March, it hit No. 1 there.</w:t>
+        <w:br/>
+        <w:t>Anitta's upcoming Coachella performance on the festival's main stage marks another first for a Brazilian artist.</w:t>
+        <w:br/>
+        <w:t>"I don't want to think about it," she said. "It makes me anxious." But she is thinking about it.</w:t>
+        <w:br/>
+        <w:t>Anitta said rehearsals for the show are happening in Rio, where she's training with one Brazilian and one American choreographer. ("I wanted to combine both cultures.") And after that? "I've only planned my life until Coachella," she said half-jokingly.</w:t>
+        <w:br/>
+        <w:t>"I'm not going to overthink things," she said. That's how music becomes formulaic. "I know what I want to do: if things work out, great," she added. "If they don't, that's also great." She wasn't always this way. "But I've accomplished so much more than I ever thought I would. If I fell asleep now and woke up at 40, I'd still feel like I'd done what I set out to do."</w:t>
+        <w:br/>
+        <w:t>PHOTOS: Top, the Brazilian singer Anitta. Her trilingual album "Versions of Me" is her first release as part of a major deal in North America. Above, Anitta performed in Miami in February. "The main things are patience and persistence," she said. (PHOTOGRAPHS BY NATALIA MANTINI FOR THE NEW YORK TIMES; JOHN PARRA/GETTY IMAGE)</w:t>
       </w:r>
     </w:p>
     <w:sectPr>

--- a/example_articles/countries/Brazil/3.countries_Brazil_New_York_Times.docx
+++ b/example_articles/countries/Brazil/3.countries_Brazil_New_York_Times.docx
@@ -7,7 +7,7 @@
         <w:pStyle w:val="Heading1"/>
       </w:pPr>
       <w:r>
-        <w:t>Can a Brazilian Pop Star Crack the U.S. Market? Anitta Says Yes.</w:t>
+        <w:t>Tweaking the Captains of Industry in Prime Time</w:t>
       </w:r>
     </w:p>
     <w:p>
@@ -17,22 +17,22 @@
     </w:p>
     <w:p>
       <w:r>
-        <w:t>Date: 2022-04-07</w:t>
+        <w:t>Date: 1994-07-13</w:t>
       </w:r>
     </w:p>
     <w:p>
       <w:r>
-        <w:t>Section: ARTS; music</w:t>
+        <w:t>Section: Section D; ; Section D;  Page 1;  Column 3;  Financial Desk ; Column 3;</w:t>
       </w:r>
     </w:p>
     <w:p>
       <w:r>
-        <w:t>Source file: NYT/8.DOCX</w:t>
+        <w:t>Source file: NYT/43.DOCX</w:t>
       </w:r>
     </w:p>
     <w:p>
       <w:r>
-        <w:t>Raw locations result, 'locations': ['Brazil']</w:t>
+        <w:t>Raw locations result, 'locations': ['Michigan', 'Brazil']</w:t>
       </w:r>
     </w:p>
     <w:p>
@@ -49,75 +49,63 @@
     </w:p>
     <w:p>
       <w:r>
-        <w:t>In the past decade, the singer has earned fame and the respect of some of Brazil's most lauded musical elders. Now she's taking aim at new audiences but hoping to hold on to her roots.</w:t>
+        <w:t>Michael Moore, the counterculture film maker who skewered General Motors and its chairman in the mordantly humorous "Roger and Me," is at it again -- and this time his camera lens has widened to include all of Corporate America.</w:t>
         <w:br/>
-        <w:t>"Meiga e Abusada," the 2013 song that first catapulted the Brazilian singer Anitta to fame, begins with a Lady Gaga sample and a cool assertion. "I get everything I want," she sings in Portuguese. "But it was so easy to control you."</w:t>
+        <w:t>A few weeks ago, Mr. Moore, accompanied by a television film crew, stood outside I.B.M.'s building in Manhattan, his bullhorn aimed toward the office of Louis V. Gerstner Jr., I.B.M.'s chief executive.</w:t>
         <w:br/>
-        <w:t>In the song's music video, partly filmed in Las Vegas, Anitta frolics around the desert in a cropped plaid shirt, drinks champagne and hits casinos in a limo. It's a declaration of her prowess made all the more brazen by its timing: Only a couple of months before its release, it had felt like nothing would ever happen for her.</w:t>
+        <w:t>"Mr. Gerstner," boomed Mr. Moore's voice, "come down. This is 'The C.E.O. Challenge.' Come down. We are unarmed. All we want is to find out if you can format a floppy diskette."</w:t>
         <w:br/>
-        <w:t>"I'm a pessimistic person," Anitta said in a recent interview, speaking in Portuguese. That's partly because the odds were never strictly in her favor. "Growing up, my father would say, 'We're poor, you can't study the arts,'" she said. "He thought I'd need a plan B."</w:t>
+        <w:t xml:space="preserve"> </w:t>
         <w:br/>
-        <w:t>She didn't. Since putting out her first album at age 20, Anitta has gone on to become one of Brazil's biggest pop stars. In the past decade, she has released four studio albums, performed at the 2016 Olympic opening ceremony and racked up numerous Latin Grammy nominations. Anitta got her start singing in Rio de Janeiro's favelas, and success eventually followed her to the rest of South America, where a string of Spanish-language hits featuring stars like J Balvin and Maluma cemented her status as one of the region's top performers.</w:t>
+        <w:t>Elusive Prey</w:t>
         <w:br/>
-        <w:t>The United States market feels like the final frontier. This month, Anitta will perform at both weekends of the Coachella festival. On April 12, her new trilingual album "Versions of Me" — her first since signing with Warner Records in 2021, and her first international LP — arrives. A solo female pop artist from Brazil has never become a star in North America, but Anitta's team and label are intent on making it happen — and it shows. Featuring tracks produced by established hitmakers including Ryan Tedder, Stargate, and Andrés Torres and Mauricio Rengifo (who produced "Despacito"), the album's sleek hooks, taut melodies and glossy production signal a clear attempt at breaking her in America.</w:t>
+        <w:t xml:space="preserve"> Mr. Gerstner can indeed format a diskette, according to an I.B.M. spokesman, but he was not about to do it for Mr. Moore, who wanted the demonstration for his new television show on NBC.</w:t>
         <w:br/>
-        <w:t>[Video:  Watch on YouTube.]</w:t>
+        <w:t>Mr. Gerstner wasn't alone. More than 60 corporations have turned down Mr. Moore's request to film their bosses demonstrating their knowledge of a product their company makes. Only Alex Trotman, chairman of the Ford Motor Company, agreed to play along, changing the oil on a Ford Explorer for Mr. Moore.</w:t>
         <w:br/>
-        <w:t>Speaking via video chat from her house in Miami in late February, Anitta was barefaced on the couch, dressed in an orange Versace T-shirt. She looked tired, but her posture was flawless. "I got back yesterday from Rio and I was exhausted. I'd been working Sunday, Monday, Tuesday, Wednesday, Thursday without a break," she said, petting her sleepy Italian greyhound, Plínio. (He had great posture, too.)</w:t>
+        <w:t>"C.E.O. Challenge" is but one way in which Mr. Moore will be applying to the world of business an irreverent variation on the serious television news magazines descended from "60 Minutes." Though the new show, "TV Nation," is not being presented as legitimate journalism, it tries to go beyond mere entertainment. One goal is to make people think about the way American companies operate.</w:t>
         <w:br/>
-        <w:t>Born Larissa Machado in Rio de Janeiro's working-class Honório Gurgel neighborhood, Anitta, 29, first rose to fame after she posted a video of herself singing into a can of deodorant. Her stage name, a homage to a character she'd long admired from an old Brazilian TV show, "Presença de Anita," came later. In the series, she explained, Anita would say that she wanted to wake up a different person every day: "She could be romantic, sensual, intelligent and crazy all at once." Anitta likes playing with that idea too.</w:t>
+        <w:t>Michael Moore's perspective is decidedly working class, and the man makes no pretense at fairness or balance. Someone like that makes network executives and lawyers nervous. Which is why Mr. Moore, who is 40, was taken aback when NBC, a subsidiary of the General Electric Company, offered to broadcast seven episodes of his new show.</w:t>
         <w:br/>
-        <w:t>"People have always wanted to define women: Is she the marrying type? Is she the type that likes to go out?" she added. "But I can be both things, right?"</w:t>
+        <w:t>"At first I thought one of those earthquakes shook something loose in Burbank," said Mr. Moore, whose first show will be broadcast next Tuesday evening. "I asked them if they had the right Michael Moore. I was afraid they thought I was Roger Moore or Dudley Moore."</w:t>
         <w:br/>
-        <w:t>Anitta made a name for herself performing at parties around Rio's favelas. Funk carioca, or baile funk, a vibrant rhythm that emerged in Rio de Janeiro's predominantly Black working-class neighborhoods in the 1980s, is the soundtrack of choice at these gatherings, where sound systems often blast the genre's signature tamborzão beat. "I started bothering everyone and asking if I could sing at their events, the proibidas," Anitta said.</w:t>
+        <w:t>An NBC spokesman, Ed Harrison, said the show was a response to criticism that television lacked originality.</w:t>
         <w:br/>
-        <w:t>Proibida is Portuguese for prohibited. In the early 2000s, the police — who deemed these bailes (dance parties) breeding grounds for gang violence — began violently sweeping events in Rio's favelas under the guise of public safety. While the genre now plays in some of the country's wealthiest neighborhoods and in clubs popular with arty crowds in London and Berlin, its creators, especially those who haven't yet risen to fame, are still marginalized.</w:t>
+        <w:t>Most episodes of "TV Nation" will consist of five short humorous films, often involving business or the economy. In one segment Mr. Moore "fires" his staff and tries to produce his show in Mexico to dramatize the impact of the North American Free Trade Agreement. In another he hires a lobbyist in Washington to promote legislation giving his employees a 50 percent tax cut.</w:t>
         <w:br/>
-        <w:t>At the height of the moral panic around baile funk, even stars like Anitta didn't walk away unscathed. When she performed at the Olympic opening ceremony in 2016 alongside the national icons Caetano Veloso and Gilberto Gil, critics lashed out against her inclusion in the event, dismissing her as a "favelada."</w:t>
+        <w:t>The show also visited Avon ladies who ply their trade by canoe along the Amazon River in Brazil. Not quite stated is the opinion that American capitalism pushes its way into remote corners of the world with products of questionable necessity. "There are women who make the equivalent of $60 a week spending $40 on some anti-aging cream," said Kathleen Glynn, the show's producer.</w:t>
         <w:br/>
-        <w:t>"Prejudice hurts," Anitta said. "But what artists like Caetano, Marisa Monte, Djavan and Bethânia have always told me is that they were the Anitta of their time," she said, referring to Maria Bethânia and other Brazilian stars who are mostly over 70 (Monte, the youngest of the group, is in her 50s). "Everyone told them they were bums and now they're icons."</w:t>
+        <w:t xml:space="preserve"> </w:t>
         <w:br/>
-        <w:t>Veloso, one of the country's most revered singer-songwriters who has collaborated with the singer in the past, praised her in an email. "Anitta is so competent, sincere, direct and likable," he wrote. "She has captured the zeitgeist in such an impressive way."</w:t>
+        <w:t>Tests for Executives</w:t>
         <w:br/>
-        <w:t>In the mid-2000s, M.I.A. and Diplo began to export funk carioca out of Brazil through songs like "Baile Funk One" and a documentary, "Favela on Blast," but the genre never made it to the pop charts. Anitta still believes it has the potential to go global, though. And while her new album experiments with a range of styles — the Gaga-inspired electro-pop of "Boys Don't Cry," the rollicking reggaeton of "Gata" — "Versions of Me" never completely severs ties with her roots.</w:t>
+        <w:t xml:space="preserve"> </w:t>
         <w:br/>
-        <w:t>Still, she knows success often takes time. "The main things are patience and persistence," she said. "We have to do it step by step."</w:t>
+        <w:t xml:space="preserve"> The "C.E.O. Challenge" segment, to be broadcast within a few weeks of the program's first episode, was conceived to show that executives who run America's corporations often have little firsthand knowledge of their companies' products, operations or customers.</w:t>
         <w:br/>
-        <w:t>Ryan Tedder, the frontman for the band One Republic who has written hits for Beyoncé and Taylor Swift, agreed to executive produce Anitta's project halfway through their first studio session. "She's easily the hardest working person I've ever worked with," he said by phone. "She does not have an off switch."</w:t>
+        <w:t>The executives Mr. Moore approached were not exactly accommodating. Ralph Lauren didn't show up to sew the hem of a shirt. Reuben Mark of Colgate-Palmolive would not roll up his sleeves and demonstrate his dishwashing detergent. Jack Welch was too busy to screw in a G.E. light bulb. Fortunately for Mr. Moore, "C.E.O. Challenge" is funnier when executives or their spokesmen try to flee Mr. Moore.</w:t>
         <w:br/>
-        <w:t>Tom Corson, co-chairman and chief operating officer at Warner Records, agreed: "Anitta has what it takes to be a global superstar." The plan? "Obviously we want hit records," Corson said. "And we'd like to see her as a unique force within the U.S. and global market, toggling back and forth between languages." The obvious comparison is Shakira.</w:t>
+        <w:t>This is not the first time Mr. Moore has explored the theme of management isolation. "Roger and Me," his 1989 documentary, chronicled the effects of G.M. factory shutdowns on the people of Flint, Mich., his hometown. Its comic energy derived from Mr. Moore's futile attempt to engage Roger B. Smith, G.M.'s chairman, in an interview about layoffs and shutdowns. What came through was Mr. Smith's seeming detachment from the effects the G.M. decisions had on people's lives.</w:t>
         <w:br/>
-        <w:t>While "Versions of Me" is above all, an international project, Tedder and Anitta were both adamant that Brazilian rhythms had to be a part of it. "I didn't want to disenfranchise her Brazilian fan base from what she's already built," he said.</w:t>
+        <w:t>"Roger and Me," which was nominated for an Academy Award, was criticized by G.M. and others as an unfair attack on a company trying to streamline itself in the face of foreign competition.</w:t>
         <w:br/>
-        <w:t>[Video:  Watch on YouTube.]</w:t>
+        <w:t xml:space="preserve"> </w:t>
         <w:br/>
-        <w:t>For "Faking Love" — a baile funk-inspired track featuring the American rapper Saweetie — Anitta and Tedder flew the Brazilian producers Tropkillaz to Los Angeles for a session. "The rhythmic movement of an actual funk beat doesn't use what's called quantization," Tedder said, referring to software that makes beats line up perfectly. "You have to program it in with natural human swing." It took him several tries before he could get it right; Anitta sat and listened until she knew they'd found the one.</w:t>
+        <w:t>A Celebrated Oil Change</w:t>
         <w:br/>
-        <w:t>Anitta is aware that when it comes to her work, she is a perfectionist first. For years, she has worked with a speech therapist to minimize her accent, and even as she was putting the finishing touches on her album, she was rerecording parts of tracks. Would it matter if she sang in English with a strong accent? It shouldn't, but it does, she said. "I realized that if I spoke slower in meetings or with an accent, people would respect me less," she said, recalling how she felt when she started doing business in America.</w:t>
+        <w:t xml:space="preserve"> </w:t>
         <w:br/>
-        <w:t>Things are different in her personal life, but it's hard to completely relinquish control when she has lived the bulk of it under a microscope. Anitta, who is bisexual, kept key aspects of her identity — including her sexuality — hidden from the Brazilian press for years. "It was complicated because it was all very taboo at the time," she said. "Lots of singers weren't out, and I don't judge them because I know people really came after me."</w:t>
+        <w:t xml:space="preserve"> Al Chambers, a Ford public relations man, recalls how G.M. was made to look ridiculous by "Roger and Me." But Ford itself didn't look so good when Mr. Trotman, its chairman, disclosed last October that he did not own a car. Thus, when Mr. Moore's challenge landed, Mr. Chambers and Ford were not inclined to kiss it off.</w:t>
         <w:br/>
-        <w:t>It was only after a bodyguard had to chase down someone who took a picture of her kissing a woman at a party that she realized she wanted to stop hiding. "My mom has known that I kiss girls since I was 13, why should I care what other people think?" she said in a second interview, throwing both of her hands up in exasperation as she slouched down on a hotel room couch in Los Angeles.</w:t>
+        <w:t>The Ford sequence will show Mr. Moore beckoning with his bullhorn in front of Ford headquarters, tempting Mr. Trotman with his notion of executive blandishments: a Scotch on the rocks and cigars. Mr. Trotman appears and, to the strains of the theme from "Rocky," goes to work on the Explorer. Afterward, Mr. Moore awards him a golden putter and an office putting green.</w:t>
         <w:br/>
-        <w:t>Politically, aspects of Anitta's life have long been scrutinized too. The singer was criticized in 2018 when she didn't outright condemn Brazil's far-right president Jair Bolsonaro during the early stages of his campaign. But she maintains there's a reason for that. "I was having my religious initiation," she said. In Candomblé, which mixes Yoruba, Fon and Bantu beliefs, initiations typically require people to remain secluded for around 21 days: "I had no way of contacting the outside world."</w:t>
         <w:br/>
-        <w:t>When it became clear Anitta would have to say something, she called a friend, the lawyer, journalist and political commentator Gabriela Prioli, and asked for help. "I didn't understand anything. I didn't know what a congressman does or what a councilman does," she said. "I'm not ashamed to say it because most Brazilians don't."</w:t>
+        <w:t>Graphic</w:t>
         <w:br/>
-        <w:t>In the end, Anitta found the conversation so helpful she decided to start broadcasting political education classes with Prioli on her Instagram, which she hopes to resume ahead of this year's elections. While she won't endorse a candidate, Anitta now firmly opposes Bolsonaro. In late March, when lawyers representing the president's party petitioned Brazil's supreme electoral court to stop artists from making "political demonstrations" in their sets, Anitta encouraged other performers to defy them. "To my friends who want to speak out: I'll pay your fine," she said in an Instagram story.</w:t>
         <w:br/>
-        <w:t>Bolsonaro and Anitta occasionally even butt heads on social media, where the singer boasts 61 million followers on Instagram alone. "He knows his conservative supporters don't like me, so he uses my name to draw attention to himself," she said.</w:t>
+        <w:t xml:space="preserve"> </w:t>
         <w:br/>
-        <w:t>Her follower count will likely only grow in the coming months. Popularized by the "paso de Anitta" — Spanish for Anitta's dance move — her TikTok hit "Envolver" is the first song by a Brazilian artist to enter the Top 10 on Spotify's global chart. In late March, it hit No. 1 there.</w:t>
-        <w:br/>
-        <w:t>Anitta's upcoming Coachella performance on the festival's main stage marks another first for a Brazilian artist.</w:t>
-        <w:br/>
-        <w:t>"I don't want to think about it," she said. "It makes me anxious." But she is thinking about it.</w:t>
-        <w:br/>
-        <w:t>Anitta said rehearsals for the show are happening in Rio, where she's training with one Brazilian and one American choreographer. ("I wanted to combine both cultures.") And after that? "I've only planned my life until Coachella," she said half-jokingly.</w:t>
-        <w:br/>
-        <w:t>"I'm not going to overthink things," she said. That's how music becomes formulaic. "I know what I want to do: if things work out, great," she added. "If they don't, that's also great." She wasn't always this way. "But I've accomplished so much more than I ever thought I would. If I fell asleep now and woke up at 40, I'd still feel like I'd done what I set out to do."</w:t>
-        <w:br/>
-        <w:t>PHOTOS: Top, the Brazilian singer Anitta. Her trilingual album "Versions of Me" is her first release as part of a major deal in North America. Above, Anitta performed in Miami in February. "The main things are patience and persistence," she said. (PHOTOGRAPHS BY NATALIA MANTINI FOR THE NEW YORK TIMES; JOHN PARRA/GETTY IMAGE)</w:t>
+        <w:t>Photo: The film maker Michael Moore, taping his new television show, "TV Nation," outside the entrance of the NBC studios in the General Electric Building at Rockefeller Center in Manhattan. (Monica Almeida/The New York Times)</w:t>
       </w:r>
     </w:p>
     <w:sectPr>
